--- a/public/templates/mails/mail_convocation.docx
+++ b/public/templates/mails/mail_convocation.docx
@@ -1198,7 +1198,7 @@
         <w:rPr>
           <w:rtl w:val="0"/>
         </w:rPr>
-        <w:t xml:space="preserve"> Votre inscription à la formation {{formation_intitule}}.</w:t>
+        <w:t xml:space="preserve"> Votre inscription à la formation {{formation_intitule}} est confirmée.</w:t>
       </w:r>
     </w:p>
     <w:p>
